--- a/Fase 2/Documentos/09_Matriz_de_Trazabilidad.docx
+++ b/Fase 2/Documentos/09_Matriz_de_Trazabilidad.docx
@@ -7,6 +7,9 @@
         <w:pStyle w:val="Title"/>
       </w:pPr>
       <w:r>
+        <w:rPr>
+          <w:color w:val="000000"/>
+        </w:rPr>
         <w:t>Matriz de trazabilidad</w:t>
       </w:r>
     </w:p>
@@ -28,12 +31,23 @@
         <w:tblStyle w:val="TableGrid"/>
         <w:tblW w:type="auto" w:w="0"/>
         <w:tblLook w:firstColumn="1" w:firstRow="1" w:lastColumn="0" w:lastRow="0" w:noHBand="0" w:noVBand="1" w:val="04A0"/>
+        <w:tblBorders>
+          <w:top w:val="single" w:sz="4" w:color="D9D9D9"/>
+          <w:left w:val="single" w:sz="4" w:color="D9D9D9"/>
+          <w:bottom w:val="single" w:sz="4" w:color="D9D9D9"/>
+          <w:right w:val="single" w:sz="4" w:color="D9D9D9"/>
+          <w:insideH w:val="single" w:sz="4" w:color="D9D9D9"/>
+          <w:insideV w:val="single" w:sz="4" w:color="D9D9D9"/>
+        </w:tblBorders>
       </w:tblPr>
       <w:tblGrid>
         <w:gridCol w:w="5040"/>
         <w:gridCol w:w="5040"/>
       </w:tblGrid>
       <w:tr>
+        <w:trPr>
+          <w:tblHeader/>
+        </w:trPr>
         <w:tc>
           <w:tcPr>
             <w:tcW w:type="dxa" w:w="4896"/>
@@ -49,6 +63,8 @@
           </w:tcPr>
           <w:p>
             <w:pPr>
+              <w:keepNext w:val="0"/>
+              <w:keepLines w:val="0"/>
               <w:spacing w:after="40" w:before="40"/>
             </w:pPr>
             <w:r/>
@@ -77,6 +93,8 @@
           </w:tcPr>
           <w:p>
             <w:pPr>
+              <w:keepNext w:val="0"/>
+              <w:keepLines w:val="0"/>
               <w:spacing w:after="40" w:before="40"/>
             </w:pPr>
             <w:r/>
@@ -91,6 +109,7 @@
         </w:tc>
       </w:tr>
       <w:tr>
+        <w:trPr/>
         <w:tc>
           <w:tcPr>
             <w:tcW w:type="dxa" w:w="4896"/>
@@ -106,16 +125,12 @@
           </w:tcPr>
           <w:p>
             <w:pPr>
+              <w:keepNext w:val="0"/>
+              <w:keepLines w:val="0"/>
               <w:spacing w:after="40" w:before="40"/>
             </w:pPr>
-            <w:r/>
             <w:r>
-              <w:rPr>
-                <w:b/>
-                <w:color w:val="16382F"/>
-                <w:sz w:val="18"/>
-              </w:rPr>
-              <w:t>Fecha</w:t>
+              <w:t>Actualización documental</w:t>
             </w:r>
           </w:p>
         </w:tc>
@@ -134,15 +149,12 @@
           </w:tcPr>
           <w:p>
             <w:pPr>
+              <w:keepNext w:val="0"/>
+              <w:keepLines w:val="0"/>
               <w:spacing w:after="40" w:before="40"/>
             </w:pPr>
-            <w:r/>
             <w:r>
-              <w:rPr>
-                <w:b w:val="0"/>
-                <w:sz w:val="18"/>
-              </w:rPr>
-              <w:t>4 de octubre de 2026</w:t>
+              <w:t>20 de octubre de 2026</w:t>
             </w:r>
           </w:p>
         </w:tc>
@@ -154,7 +166,7 @@
         <w:spacing w:after="120"/>
       </w:pPr>
       <w:r>
-        <w:t>La matriz permite demostrar que cada objetivo del proyecto se traduce en trabajo implementable y en una verificación. Debe mantenerse actualizada cuando se cambien historias o criterios de aceptación.</w:t>
+        <w:t>La matriz relaciona los objetivos con componentes reales y con IDs de pruebas documentadas. Los US conservan las referencias de este documento; deben mapearse al Product Backlog del equipo al confirmar el alcance con el cliente. Un diseño o una interfaz existente no acredita una validación end-to-end por sí solo.</w:t>
       </w:r>
     </w:p>
     <w:tbl>
@@ -162,6 +174,14 @@
         <w:tblStyle w:val="TableGrid"/>
         <w:tblW w:type="auto" w:w="0"/>
         <w:tblLook w:firstColumn="1" w:firstRow="1" w:lastColumn="0" w:lastRow="0" w:noHBand="0" w:noVBand="1" w:val="04A0"/>
+        <w:tblBorders>
+          <w:top w:val="single" w:sz="4" w:color="D9D9D9"/>
+          <w:left w:val="single" w:sz="4" w:color="D9D9D9"/>
+          <w:bottom w:val="single" w:sz="4" w:color="D9D9D9"/>
+          <w:right w:val="single" w:sz="4" w:color="D9D9D9"/>
+          <w:insideH w:val="single" w:sz="4" w:color="D9D9D9"/>
+          <w:insideV w:val="single" w:sz="4" w:color="D9D9D9"/>
+        </w:tblBorders>
       </w:tblPr>
       <w:tblGrid>
         <w:gridCol w:w="2016"/>
@@ -171,6 +191,9 @@
         <w:gridCol w:w="2016"/>
       </w:tblGrid>
       <w:tr>
+        <w:trPr>
+          <w:tblHeader/>
+        </w:trPr>
         <w:tc>
           <w:tcPr>
             <w:tcW w:type="dxa" w:w="1008"/>
@@ -187,15 +210,11 @@
           </w:tcPr>
           <w:p>
             <w:pPr>
+              <w:keepNext w:val="0"/>
+              <w:keepLines w:val="0"/>
               <w:spacing w:after="40" w:before="40"/>
             </w:pPr>
-            <w:r/>
             <w:r>
-              <w:rPr>
-                <w:b/>
-                <w:color w:val="FFFFFF"/>
-                <w:sz w:val="17"/>
-              </w:rPr>
               <w:t>Objetivo</w:t>
             </w:r>
           </w:p>
@@ -216,16 +235,12 @@
           </w:tcPr>
           <w:p>
             <w:pPr>
+              <w:keepNext w:val="0"/>
+              <w:keepLines w:val="0"/>
               <w:spacing w:after="40" w:before="40"/>
             </w:pPr>
-            <w:r/>
             <w:r>
-              <w:rPr>
-                <w:b/>
-                <w:color w:val="FFFFFF"/>
-                <w:sz w:val="17"/>
-              </w:rPr>
-              <w:t>Descripción</w:t>
+              <w:t>Descripción y estado</w:t>
             </w:r>
           </w:p>
         </w:tc>
@@ -245,16 +260,12 @@
           </w:tcPr>
           <w:p>
             <w:pPr>
+              <w:keepNext w:val="0"/>
+              <w:keepLines w:val="0"/>
               <w:spacing w:after="40" w:before="40"/>
             </w:pPr>
-            <w:r/>
             <w:r>
-              <w:rPr>
-                <w:b/>
-                <w:color w:val="FFFFFF"/>
-                <w:sz w:val="17"/>
-              </w:rPr>
-              <w:t>Historias</w:t>
+              <w:t>Historias de referencia</w:t>
             </w:r>
           </w:p>
         </w:tc>
@@ -274,15 +285,11 @@
           </w:tcPr>
           <w:p>
             <w:pPr>
+              <w:keepNext w:val="0"/>
+              <w:keepLines w:val="0"/>
               <w:spacing w:after="40" w:before="40"/>
             </w:pPr>
-            <w:r/>
             <w:r>
-              <w:rPr>
-                <w:b/>
-                <w:color w:val="FFFFFF"/>
-                <w:sz w:val="17"/>
-              </w:rPr>
               <w:t>Componentes</w:t>
             </w:r>
           </w:p>
@@ -303,21 +310,18 @@
           </w:tcPr>
           <w:p>
             <w:pPr>
+              <w:keepNext w:val="0"/>
+              <w:keepLines w:val="0"/>
               <w:spacing w:after="40" w:before="40"/>
             </w:pPr>
-            <w:r/>
             <w:r>
-              <w:rPr>
-                <w:b/>
-                <w:color w:val="FFFFFF"/>
-                <w:sz w:val="17"/>
-              </w:rPr>
-              <w:t>Prueba</w:t>
+              <w:t>Prueba y evidencia</w:t>
             </w:r>
           </w:p>
         </w:tc>
       </w:tr>
       <w:tr>
+        <w:trPr/>
         <w:tc>
           <w:tcPr>
             <w:tcW w:type="dxa" w:w="1008"/>
@@ -333,14 +337,11 @@
           </w:tcPr>
           <w:p>
             <w:pPr>
+              <w:keepNext w:val="0"/>
+              <w:keepLines w:val="0"/>
               <w:spacing w:after="40" w:before="40"/>
             </w:pPr>
-            <w:r/>
             <w:r>
-              <w:rPr>
-                <w:b w:val="0"/>
-                <w:sz w:val="17"/>
-              </w:rPr>
               <w:t>OBJ-01</w:t>
             </w:r>
           </w:p>
@@ -360,15 +361,12 @@
           </w:tcPr>
           <w:p>
             <w:pPr>
+              <w:keepNext w:val="0"/>
+              <w:keepLines w:val="0"/>
               <w:spacing w:after="40" w:before="40"/>
             </w:pPr>
-            <w:r/>
             <w:r>
-              <w:rPr>
-                <w:b w:val="0"/>
-                <w:sz w:val="17"/>
-              </w:rPr>
-              <w:t>Arquitectura de datos relacional y geoespacial</w:t>
+              <w:t>Datos relacionales y PostGIS implementados</w:t>
             </w:r>
           </w:p>
         </w:tc>
@@ -387,14 +385,11 @@
           </w:tcPr>
           <w:p>
             <w:pPr>
+              <w:keepNext w:val="0"/>
+              <w:keepLines w:val="0"/>
               <w:spacing w:after="40" w:before="40"/>
             </w:pPr>
-            <w:r/>
             <w:r>
-              <w:rPr>
-                <w:b w:val="0"/>
-                <w:sz w:val="17"/>
-              </w:rPr>
               <w:t>US-01 / US-02</w:t>
             </w:r>
           </w:p>
@@ -414,14 +409,11 @@
           </w:tcPr>
           <w:p>
             <w:pPr>
+              <w:keepNext w:val="0"/>
+              <w:keepLines w:val="0"/>
               <w:spacing w:after="40" w:before="40"/>
             </w:pPr>
-            <w:r/>
             <w:r>
-              <w:rPr>
-                <w:b w:val="0"/>
-                <w:sz w:val="17"/>
-              </w:rPr>
               <w:t>schema.sql, repositories.py</w:t>
             </w:r>
           </w:p>
@@ -441,15 +433,642 @@
           </w:tcPr>
           <w:p>
             <w:pPr>
+              <w:keepNext w:val="0"/>
+              <w:keepLines w:val="0"/>
               <w:spacing w:after="40" w:before="40"/>
             </w:pPr>
-            <w:r/>
             <w:r>
-              <w:rPr>
-                <w:b w:val="0"/>
-                <w:sz w:val="17"/>
-              </w:rPr>
-              <w:t>DATA-001</w:t>
+              <w:t>PI-06/07/13; test_panel_postgis.py</w:t>
+            </w:r>
+          </w:p>
+        </w:tc>
+      </w:tr>
+      <w:tr>
+        <w:trPr/>
+        <w:tc>
+          <w:tcPr>
+            <w:tcW w:type="dxa" w:w="1008"/>
+            <w:vAlign w:val="center"/>
+            <w:tcBorders>
+              <w:top w:val="single" w:sz="4" w:color="D9E2DD"/>
+              <w:left w:val="single" w:sz="4" w:color="D9E2DD"/>
+              <w:bottom w:val="single" w:sz="4" w:color="D9E2DD"/>
+              <w:right w:val="single" w:sz="4" w:color="D9E2DD"/>
+              <w:insideH w:val="single" w:sz="4" w:color="D9E2DD"/>
+              <w:insideV w:val="single" w:sz="4" w:color="D9E2DD"/>
+            </w:tcBorders>
+            <w:shd w:fill="F1F5F2"/>
+          </w:tcPr>
+          <w:p>
+            <w:pPr>
+              <w:keepNext w:val="0"/>
+              <w:keepLines w:val="0"/>
+              <w:spacing w:after="40" w:before="40"/>
+            </w:pPr>
+            <w:r>
+              <w:t>OBJ-02</w:t>
+            </w:r>
+          </w:p>
+        </w:tc>
+        <w:tc>
+          <w:tcPr>
+            <w:tcW w:type="dxa" w:w="2880"/>
+            <w:vAlign w:val="center"/>
+            <w:tcBorders>
+              <w:top w:val="single" w:sz="4" w:color="D9E2DD"/>
+              <w:left w:val="single" w:sz="4" w:color="D9E2DD"/>
+              <w:bottom w:val="single" w:sz="4" w:color="D9E2DD"/>
+              <w:right w:val="single" w:sz="4" w:color="D9E2DD"/>
+              <w:insideH w:val="single" w:sz="4" w:color="D9E2DD"/>
+              <w:insideV w:val="single" w:sz="4" w:color="D9E2DD"/>
+            </w:tcBorders>
+            <w:shd w:fill="F1F5F2"/>
+          </w:tcPr>
+          <w:p>
+            <w:pPr>
+              <w:keepNext w:val="0"/>
+              <w:keepLines w:val="0"/>
+              <w:spacing w:after="40" w:before="40"/>
+            </w:pPr>
+            <w:r>
+              <w:t>Agente implementado; conversación real no acreditada</w:t>
+            </w:r>
+          </w:p>
+        </w:tc>
+        <w:tc>
+          <w:tcPr>
+            <w:tcW w:type="dxa" w:w="2160"/>
+            <w:vAlign w:val="center"/>
+            <w:tcBorders>
+              <w:top w:val="single" w:sz="4" w:color="D9E2DD"/>
+              <w:left w:val="single" w:sz="4" w:color="D9E2DD"/>
+              <w:bottom w:val="single" w:sz="4" w:color="D9E2DD"/>
+              <w:right w:val="single" w:sz="4" w:color="D9E2DD"/>
+              <w:insideH w:val="single" w:sz="4" w:color="D9E2DD"/>
+              <w:insideV w:val="single" w:sz="4" w:color="D9E2DD"/>
+            </w:tcBorders>
+            <w:shd w:fill="F1F5F2"/>
+          </w:tcPr>
+          <w:p>
+            <w:pPr>
+              <w:keepNext w:val="0"/>
+              <w:keepLines w:val="0"/>
+              <w:spacing w:after="40" w:before="40"/>
+            </w:pPr>
+            <w:r>
+              <w:t>US-03 / US-04</w:t>
+            </w:r>
+          </w:p>
+        </w:tc>
+        <w:tc>
+          <w:tcPr>
+            <w:tcW w:type="dxa" w:w="2592"/>
+            <w:vAlign w:val="center"/>
+            <w:tcBorders>
+              <w:top w:val="single" w:sz="4" w:color="D9E2DD"/>
+              <w:left w:val="single" w:sz="4" w:color="D9E2DD"/>
+              <w:bottom w:val="single" w:sz="4" w:color="D9E2DD"/>
+              <w:right w:val="single" w:sz="4" w:color="D9E2DD"/>
+              <w:insideH w:val="single" w:sz="4" w:color="D9E2DD"/>
+              <w:insideV w:val="single" w:sz="4" w:color="D9E2DD"/>
+            </w:tcBorders>
+            <w:shd w:fill="F1F5F2"/>
+          </w:tcPr>
+          <w:p>
+            <w:pPr>
+              <w:keepNext w:val="0"/>
+              <w:keepLines w:val="0"/>
+              <w:spacing w:after="40" w:before="40"/>
+            </w:pPr>
+            <w:r>
+              <w:t>whatsapp.py, ai/agent.py</w:t>
+            </w:r>
+          </w:p>
+        </w:tc>
+        <w:tc>
+          <w:tcPr>
+            <w:tcW w:type="dxa" w:w="1440"/>
+            <w:vAlign w:val="center"/>
+            <w:tcBorders>
+              <w:top w:val="single" w:sz="4" w:color="D9E2DD"/>
+              <w:left w:val="single" w:sz="4" w:color="D9E2DD"/>
+              <w:bottom w:val="single" w:sz="4" w:color="D9E2DD"/>
+              <w:right w:val="single" w:sz="4" w:color="D9E2DD"/>
+              <w:insideH w:val="single" w:sz="4" w:color="D9E2DD"/>
+              <w:insideV w:val="single" w:sz="4" w:color="D9E2DD"/>
+            </w:tcBorders>
+            <w:shd w:fill="F1F5F2"/>
+          </w:tcPr>
+          <w:p>
+            <w:pPr>
+              <w:keepNext w:val="0"/>
+              <w:keepLines w:val="0"/>
+              <w:spacing w:after="40" w:before="40"/>
+            </w:pPr>
+            <w:r>
+              <w:t>PS-12 rechazo sin firma; HU-18 de Pedro es plan sin resultados</w:t>
+            </w:r>
+          </w:p>
+        </w:tc>
+      </w:tr>
+      <w:tr>
+        <w:trPr/>
+        <w:tc>
+          <w:tcPr>
+            <w:tcW w:type="dxa" w:w="1008"/>
+            <w:vAlign w:val="center"/>
+            <w:tcBorders>
+              <w:top w:val="single" w:sz="4" w:color="D9E2DD"/>
+              <w:left w:val="single" w:sz="4" w:color="D9E2DD"/>
+              <w:bottom w:val="single" w:sz="4" w:color="D9E2DD"/>
+              <w:right w:val="single" w:sz="4" w:color="D9E2DD"/>
+              <w:insideH w:val="single" w:sz="4" w:color="D9E2DD"/>
+              <w:insideV w:val="single" w:sz="4" w:color="D9E2DD"/>
+            </w:tcBorders>
+          </w:tcPr>
+          <w:p>
+            <w:pPr>
+              <w:keepNext w:val="0"/>
+              <w:keepLines w:val="0"/>
+              <w:spacing w:after="40" w:before="40"/>
+            </w:pPr>
+            <w:r>
+              <w:t>OBJ-03</w:t>
+            </w:r>
+          </w:p>
+        </w:tc>
+        <w:tc>
+          <w:tcPr>
+            <w:tcW w:type="dxa" w:w="2880"/>
+            <w:vAlign w:val="center"/>
+            <w:tcBorders>
+              <w:top w:val="single" w:sz="4" w:color="D9E2DD"/>
+              <w:left w:val="single" w:sz="4" w:color="D9E2DD"/>
+              <w:bottom w:val="single" w:sz="4" w:color="D9E2DD"/>
+              <w:right w:val="single" w:sz="4" w:color="D9E2DD"/>
+              <w:insideH w:val="single" w:sz="4" w:color="D9E2DD"/>
+              <w:insideV w:val="single" w:sz="4" w:color="D9E2DD"/>
+            </w:tcBorders>
+          </w:tcPr>
+          <w:p>
+            <w:pPr>
+              <w:keepNext w:val="0"/>
+              <w:keepLines w:val="0"/>
+              <w:spacing w:after="40" w:before="40"/>
+            </w:pPr>
+            <w:r>
+              <w:t>Croquis en terreno con trampas y fotos; visor web y Maps real local verificados. Generación IA permanece en diseño; no se acredita aceptación del cliente.</w:t>
+            </w:r>
+          </w:p>
+        </w:tc>
+        <w:tc>
+          <w:tcPr>
+            <w:tcW w:type="dxa" w:w="2160"/>
+            <w:vAlign w:val="center"/>
+            <w:tcBorders>
+              <w:top w:val="single" w:sz="4" w:color="D9E2DD"/>
+              <w:left w:val="single" w:sz="4" w:color="D9E2DD"/>
+              <w:bottom w:val="single" w:sz="4" w:color="D9E2DD"/>
+              <w:right w:val="single" w:sz="4" w:color="D9E2DD"/>
+              <w:insideH w:val="single" w:sz="4" w:color="D9E2DD"/>
+              <w:insideV w:val="single" w:sz="4" w:color="D9E2DD"/>
+            </w:tcBorders>
+          </w:tcPr>
+          <w:p>
+            <w:pPr>
+              <w:keepNext w:val="0"/>
+              <w:keepLines w:val="0"/>
+              <w:spacing w:after="40" w:before="40"/>
+            </w:pPr>
+            <w:r>
+              <w:t>US-05 / US-06</w:t>
+            </w:r>
+          </w:p>
+        </w:tc>
+        <w:tc>
+          <w:tcPr>
+            <w:tcW w:type="dxa" w:w="2592"/>
+            <w:vAlign w:val="center"/>
+            <w:tcBorders>
+              <w:top w:val="single" w:sz="4" w:color="D9E2DD"/>
+              <w:left w:val="single" w:sz="4" w:color="D9E2DD"/>
+              <w:bottom w:val="single" w:sz="4" w:color="D9E2DD"/>
+              <w:right w:val="single" w:sz="4" w:color="D9E2DD"/>
+              <w:insideH w:val="single" w:sz="4" w:color="D9E2DD"/>
+              <w:insideV w:val="single" w:sz="4" w:color="D9E2DD"/>
+            </w:tcBorders>
+          </w:tcPr>
+          <w:p>
+            <w:pPr>
+              <w:keepNext w:val="0"/>
+              <w:keepLines w:val="0"/>
+              <w:spacing w:after="40" w:before="40"/>
+            </w:pPr>
+            <w:r>
+              <w:t>croquis.py, dispositivos.py, CroquisViewer.jsx, croquis-map.js, api.js</w:t>
+            </w:r>
+          </w:p>
+        </w:tc>
+        <w:tc>
+          <w:tcPr>
+            <w:tcW w:type="dxa" w:w="1440"/>
+            <w:vAlign w:val="center"/>
+            <w:tcBorders>
+              <w:top w:val="single" w:sz="4" w:color="D9E2DD"/>
+              <w:left w:val="single" w:sz="4" w:color="D9E2DD"/>
+              <w:bottom w:val="single" w:sz="4" w:color="D9E2DD"/>
+              <w:right w:val="single" w:sz="4" w:color="D9E2DD"/>
+              <w:insideH w:val="single" w:sz="4" w:color="D9E2DD"/>
+              <w:insideV w:val="single" w:sz="4" w:color="D9E2DD"/>
+            </w:tcBorders>
+          </w:tcPr>
+          <w:p>
+            <w:pPr>
+              <w:keepNext w:val="0"/>
+              <w:keepLines w:val="0"/>
+              <w:spacing w:after="40" w:before="40"/>
+            </w:pPr>
+            <w:r>
+              <w:t>E4 CRW, CRM, CRP, CRB y TENANT; E5 mapa real. PI-13/14 históricos; sin prueba del generador IA.</w:t>
+            </w:r>
+          </w:p>
+        </w:tc>
+      </w:tr>
+      <w:tr>
+        <w:trPr/>
+        <w:tc>
+          <w:tcPr>
+            <w:tcW w:type="dxa" w:w="1008"/>
+            <w:vAlign w:val="center"/>
+            <w:tcBorders>
+              <w:top w:val="single" w:sz="4" w:color="D9E2DD"/>
+              <w:left w:val="single" w:sz="4" w:color="D9E2DD"/>
+              <w:bottom w:val="single" w:sz="4" w:color="D9E2DD"/>
+              <w:right w:val="single" w:sz="4" w:color="D9E2DD"/>
+              <w:insideH w:val="single" w:sz="4" w:color="D9E2DD"/>
+              <w:insideV w:val="single" w:sz="4" w:color="D9E2DD"/>
+            </w:tcBorders>
+            <w:shd w:fill="F1F5F2"/>
+          </w:tcPr>
+          <w:p>
+            <w:pPr>
+              <w:keepNext w:val="0"/>
+              <w:keepLines w:val="0"/>
+              <w:spacing w:after="40" w:before="40"/>
+            </w:pPr>
+            <w:r>
+              <w:t>OBJ-04</w:t>
+            </w:r>
+          </w:p>
+        </w:tc>
+        <w:tc>
+          <w:tcPr>
+            <w:tcW w:type="dxa" w:w="2880"/>
+            <w:vAlign w:val="center"/>
+            <w:tcBorders>
+              <w:top w:val="single" w:sz="4" w:color="D9E2DD"/>
+              <w:left w:val="single" w:sz="4" w:color="D9E2DD"/>
+              <w:bottom w:val="single" w:sz="4" w:color="D9E2DD"/>
+              <w:right w:val="single" w:sz="4" w:color="D9E2DD"/>
+              <w:insideH w:val="single" w:sz="4" w:color="D9E2DD"/>
+              <w:insideV w:val="single" w:sz="4" w:color="D9E2DD"/>
+            </w:tcBorders>
+            <w:shd w:fill="F1F5F2"/>
+          </w:tcPr>
+          <w:p>
+            <w:pPr>
+              <w:keepNext w:val="0"/>
+              <w:keepLines w:val="0"/>
+              <w:spacing w:after="40" w:before="40"/>
+            </w:pPr>
+            <w:r>
+              <w:t>Panel y agendamiento verificados</w:t>
+            </w:r>
+          </w:p>
+        </w:tc>
+        <w:tc>
+          <w:tcPr>
+            <w:tcW w:type="dxa" w:w="2160"/>
+            <w:vAlign w:val="center"/>
+            <w:tcBorders>
+              <w:top w:val="single" w:sz="4" w:color="D9E2DD"/>
+              <w:left w:val="single" w:sz="4" w:color="D9E2DD"/>
+              <w:bottom w:val="single" w:sz="4" w:color="D9E2DD"/>
+              <w:right w:val="single" w:sz="4" w:color="D9E2DD"/>
+              <w:insideH w:val="single" w:sz="4" w:color="D9E2DD"/>
+              <w:insideV w:val="single" w:sz="4" w:color="D9E2DD"/>
+            </w:tcBorders>
+            <w:shd w:fill="F1F5F2"/>
+          </w:tcPr>
+          <w:p>
+            <w:pPr>
+              <w:keepNext w:val="0"/>
+              <w:keepLines w:val="0"/>
+              <w:spacing w:after="40" w:before="40"/>
+            </w:pPr>
+            <w:r>
+              <w:t>US-07 / US-08 / US-09</w:t>
+            </w:r>
+          </w:p>
+        </w:tc>
+        <w:tc>
+          <w:tcPr>
+            <w:tcW w:type="dxa" w:w="2592"/>
+            <w:vAlign w:val="center"/>
+            <w:tcBorders>
+              <w:top w:val="single" w:sz="4" w:color="D9E2DD"/>
+              <w:left w:val="single" w:sz="4" w:color="D9E2DD"/>
+              <w:bottom w:val="single" w:sz="4" w:color="D9E2DD"/>
+              <w:right w:val="single" w:sz="4" w:color="D9E2DD"/>
+              <w:insideH w:val="single" w:sz="4" w:color="D9E2DD"/>
+              <w:insideV w:val="single" w:sz="4" w:color="D9E2DD"/>
+            </w:tcBorders>
+            <w:shd w:fill="F1F5F2"/>
+          </w:tcPr>
+          <w:p>
+            <w:pPr>
+              <w:keepNext w:val="0"/>
+              <w:keepLines w:val="0"/>
+              <w:spacing w:after="40" w:before="40"/>
+            </w:pPr>
+            <w:r>
+              <w:t>frontend, panel.py</w:t>
+            </w:r>
+          </w:p>
+        </w:tc>
+        <w:tc>
+          <w:tcPr>
+            <w:tcW w:type="dxa" w:w="1440"/>
+            <w:vAlign w:val="center"/>
+            <w:tcBorders>
+              <w:top w:val="single" w:sz="4" w:color="D9E2DD"/>
+              <w:left w:val="single" w:sz="4" w:color="D9E2DD"/>
+              <w:bottom w:val="single" w:sz="4" w:color="D9E2DD"/>
+              <w:right w:val="single" w:sz="4" w:color="D9E2DD"/>
+              <w:insideH w:val="single" w:sz="4" w:color="D9E2DD"/>
+              <w:insideV w:val="single" w:sz="4" w:color="D9E2DD"/>
+            </w:tcBorders>
+            <w:shd w:fill="F1F5F2"/>
+          </w:tcPr>
+          <w:p>
+            <w:pPr>
+              <w:keepNext w:val="0"/>
+              <w:keepLines w:val="0"/>
+              <w:spacing w:after="40" w:before="40"/>
+            </w:pPr>
+            <w:r>
+              <w:t>E4: 205 pruebas, 107 backend y 98 frontend; E1/E2/E3 históricos. No sumar ejecuciones.</w:t>
+            </w:r>
+          </w:p>
+        </w:tc>
+      </w:tr>
+      <w:tr>
+        <w:trPr/>
+        <w:tc>
+          <w:tcPr>
+            <w:tcW w:type="dxa" w:w="1008"/>
+            <w:vAlign w:val="center"/>
+            <w:tcBorders>
+              <w:top w:val="single" w:sz="4" w:color="D9E2DD"/>
+              <w:left w:val="single" w:sz="4" w:color="D9E2DD"/>
+              <w:bottom w:val="single" w:sz="4" w:color="D9E2DD"/>
+              <w:right w:val="single" w:sz="4" w:color="D9E2DD"/>
+              <w:insideH w:val="single" w:sz="4" w:color="D9E2DD"/>
+              <w:insideV w:val="single" w:sz="4" w:color="D9E2DD"/>
+            </w:tcBorders>
+          </w:tcPr>
+          <w:p>
+            <w:pPr>
+              <w:keepNext w:val="0"/>
+              <w:keepLines w:val="0"/>
+              <w:spacing w:after="40" w:before="40"/>
+            </w:pPr>
+            <w:r>
+              <w:t>OBJ-05</w:t>
+            </w:r>
+          </w:p>
+        </w:tc>
+        <w:tc>
+          <w:tcPr>
+            <w:tcW w:type="dxa" w:w="2880"/>
+            <w:vAlign w:val="center"/>
+            <w:tcBorders>
+              <w:top w:val="single" w:sz="4" w:color="D9E2DD"/>
+              <w:left w:val="single" w:sz="4" w:color="D9E2DD"/>
+              <w:bottom w:val="single" w:sz="4" w:color="D9E2DD"/>
+              <w:right w:val="single" w:sz="4" w:color="D9E2DD"/>
+              <w:insideH w:val="single" w:sz="4" w:color="D9E2DD"/>
+              <w:insideV w:val="single" w:sz="4" w:color="D9E2DD"/>
+            </w:tcBorders>
+          </w:tcPr>
+          <w:p>
+            <w:pPr>
+              <w:keepNext w:val="0"/>
+              <w:keepLines w:val="0"/>
+              <w:spacing w:after="40" w:before="40"/>
+            </w:pPr>
+            <w:r>
+              <w:t>Código móvil disponible; offline no implementado</w:t>
+            </w:r>
+          </w:p>
+        </w:tc>
+        <w:tc>
+          <w:tcPr>
+            <w:tcW w:type="dxa" w:w="2160"/>
+            <w:vAlign w:val="center"/>
+            <w:tcBorders>
+              <w:top w:val="single" w:sz="4" w:color="D9E2DD"/>
+              <w:left w:val="single" w:sz="4" w:color="D9E2DD"/>
+              <w:bottom w:val="single" w:sz="4" w:color="D9E2DD"/>
+              <w:right w:val="single" w:sz="4" w:color="D9E2DD"/>
+              <w:insideH w:val="single" w:sz="4" w:color="D9E2DD"/>
+              <w:insideV w:val="single" w:sz="4" w:color="D9E2DD"/>
+            </w:tcBorders>
+          </w:tcPr>
+          <w:p>
+            <w:pPr>
+              <w:keepNext w:val="0"/>
+              <w:keepLines w:val="0"/>
+              <w:spacing w:after="40" w:before="40"/>
+            </w:pPr>
+            <w:r>
+              <w:t>US-10 / US-11</w:t>
+            </w:r>
+          </w:p>
+        </w:tc>
+        <w:tc>
+          <w:tcPr>
+            <w:tcW w:type="dxa" w:w="2592"/>
+            <w:vAlign w:val="center"/>
+            <w:tcBorders>
+              <w:top w:val="single" w:sz="4" w:color="D9E2DD"/>
+              <w:left w:val="single" w:sz="4" w:color="D9E2DD"/>
+              <w:bottom w:val="single" w:sz="4" w:color="D9E2DD"/>
+              <w:right w:val="single" w:sz="4" w:color="D9E2DD"/>
+              <w:insideH w:val="single" w:sz="4" w:color="D9E2DD"/>
+              <w:insideV w:val="single" w:sz="4" w:color="D9E2DD"/>
+            </w:tcBorders>
+          </w:tcPr>
+          <w:p>
+            <w:pPr>
+              <w:keepNext w:val="0"/>
+              <w:keepLines w:val="0"/>
+              <w:spacing w:after="40" w:before="40"/>
+            </w:pPr>
+            <w:r>
+              <w:t>app-movil</w:t>
+            </w:r>
+          </w:p>
+        </w:tc>
+        <w:tc>
+          <w:tcPr>
+            <w:tcW w:type="dxa" w:w="1440"/>
+            <w:vAlign w:val="center"/>
+            <w:tcBorders>
+              <w:top w:val="single" w:sz="4" w:color="D9E2DD"/>
+              <w:left w:val="single" w:sz="4" w:color="D9E2DD"/>
+              <w:bottom w:val="single" w:sz="4" w:color="D9E2DD"/>
+              <w:right w:val="single" w:sz="4" w:color="D9E2DD"/>
+              <w:insideH w:val="single" w:sz="4" w:color="D9E2DD"/>
+              <w:insideV w:val="single" w:sz="4" w:color="D9E2DD"/>
+            </w:tcBorders>
+          </w:tcPr>
+          <w:p>
+            <w:pPr>
+              <w:keepNext w:val="0"/>
+              <w:keepLines w:val="0"/>
+              <w:spacing w:after="40" w:before="40"/>
+            </w:pPr>
+            <w:r>
+              <w:t>PI-09/10/11/12 validan la API; aceptación en teléfono no registrada</w:t>
+            </w:r>
+          </w:p>
+        </w:tc>
+      </w:tr>
+      <w:tr>
+        <w:trPr/>
+        <w:tc>
+          <w:tcPr>
+            <w:tcW w:type="dxa" w:w="1008"/>
+            <w:vAlign w:val="center"/>
+            <w:tcBorders>
+              <w:top w:val="single" w:sz="4" w:color="D9E2DD"/>
+              <w:left w:val="single" w:sz="4" w:color="D9E2DD"/>
+              <w:bottom w:val="single" w:sz="4" w:color="D9E2DD"/>
+              <w:right w:val="single" w:sz="4" w:color="D9E2DD"/>
+              <w:insideH w:val="single" w:sz="4" w:color="D9E2DD"/>
+              <w:insideV w:val="single" w:sz="4" w:color="D9E2DD"/>
+            </w:tcBorders>
+            <w:shd w:fill="F1F5F2"/>
+          </w:tcPr>
+          <w:p>
+            <w:pPr>
+              <w:keepNext w:val="0"/>
+              <w:keepLines w:val="0"/>
+              <w:spacing w:after="40" w:before="40"/>
+            </w:pPr>
+            <w:r>
+              <w:t>OBJ-06</w:t>
+            </w:r>
+          </w:p>
+        </w:tc>
+        <w:tc>
+          <w:tcPr>
+            <w:tcW w:type="dxa" w:w="2880"/>
+            <w:vAlign w:val="center"/>
+            <w:tcBorders>
+              <w:top w:val="single" w:sz="4" w:color="D9E2DD"/>
+              <w:left w:val="single" w:sz="4" w:color="D9E2DD"/>
+              <w:bottom w:val="single" w:sz="4" w:color="D9E2DD"/>
+              <w:right w:val="single" w:sz="4" w:color="D9E2DD"/>
+              <w:insideH w:val="single" w:sz="4" w:color="D9E2DD"/>
+              <w:insideV w:val="single" w:sz="4" w:color="D9E2DD"/>
+            </w:tcBorders>
+            <w:shd w:fill="F1F5F2"/>
+          </w:tcPr>
+          <w:p>
+            <w:pPr>
+              <w:keepNext w:val="0"/>
+              <w:keepLines w:val="0"/>
+              <w:spacing w:after="40" w:before="40"/>
+            </w:pPr>
+            <w:r>
+              <w:t>Seguridad y rendimiento locales verificados</w:t>
+            </w:r>
+          </w:p>
+        </w:tc>
+        <w:tc>
+          <w:tcPr>
+            <w:tcW w:type="dxa" w:w="2160"/>
+            <w:vAlign w:val="center"/>
+            <w:tcBorders>
+              <w:top w:val="single" w:sz="4" w:color="D9E2DD"/>
+              <w:left w:val="single" w:sz="4" w:color="D9E2DD"/>
+              <w:bottom w:val="single" w:sz="4" w:color="D9E2DD"/>
+              <w:right w:val="single" w:sz="4" w:color="D9E2DD"/>
+              <w:insideH w:val="single" w:sz="4" w:color="D9E2DD"/>
+              <w:insideV w:val="single" w:sz="4" w:color="D9E2DD"/>
+            </w:tcBorders>
+            <w:shd w:fill="F1F5F2"/>
+          </w:tcPr>
+          <w:p>
+            <w:pPr>
+              <w:keepNext w:val="0"/>
+              <w:keepLines w:val="0"/>
+              <w:spacing w:after="40" w:before="40"/>
+            </w:pPr>
+            <w:r>
+              <w:t>US-12 / US-13</w:t>
+            </w:r>
+          </w:p>
+        </w:tc>
+        <w:tc>
+          <w:tcPr>
+            <w:tcW w:type="dxa" w:w="2592"/>
+            <w:vAlign w:val="center"/>
+            <w:tcBorders>
+              <w:top w:val="single" w:sz="4" w:color="D9E2DD"/>
+              <w:left w:val="single" w:sz="4" w:color="D9E2DD"/>
+              <w:bottom w:val="single" w:sz="4" w:color="D9E2DD"/>
+              <w:right w:val="single" w:sz="4" w:color="D9E2DD"/>
+              <w:insideH w:val="single" w:sz="4" w:color="D9E2DD"/>
+              <w:insideV w:val="single" w:sz="4" w:color="D9E2DD"/>
+            </w:tcBorders>
+            <w:shd w:fill="F1F5F2"/>
+          </w:tcPr>
+          <w:p>
+            <w:pPr>
+              <w:keepNext w:val="0"/>
+              <w:keepLines w:val="0"/>
+              <w:spacing w:after="40" w:before="40"/>
+            </w:pPr>
+            <w:r>
+              <w:t>Compose raíz, README, script</w:t>
+            </w:r>
+          </w:p>
+        </w:tc>
+        <w:tc>
+          <w:tcPr>
+            <w:tcW w:type="dxa" w:w="1440"/>
+            <w:vAlign w:val="center"/>
+            <w:tcBorders>
+              <w:top w:val="single" w:sz="4" w:color="D9E2DD"/>
+              <w:left w:val="single" w:sz="4" w:color="D9E2DD"/>
+              <w:bottom w:val="single" w:sz="4" w:color="D9E2DD"/>
+              <w:right w:val="single" w:sz="4" w:color="D9E2DD"/>
+              <w:insideH w:val="single" w:sz="4" w:color="D9E2DD"/>
+              <w:insideV w:val="single" w:sz="4" w:color="D9E2DD"/>
+            </w:tcBorders>
+            <w:shd w:fill="F1F5F2"/>
+          </w:tcPr>
+          <w:p>
+            <w:pPr>
+              <w:keepNext w:val="0"/>
+              <w:keepLines w:val="0"/>
+              <w:spacing w:after="40" w:before="40"/>
+            </w:pPr>
+            <w:r>
+              <w:t>E1 PS-01 a PS-12 y PR-01/02/03 históricos; E4 incluye 30 casos de aislamiento y 6 del PR #14. Sin evidencia de pipeline CI ni carga productiva.</w:t>
             </w:r>
           </w:p>
         </w:tc>
@@ -470,294 +1089,8 @@
             <w:shd w:fill="F1F5F2"/>
           </w:tcPr>
           <w:p>
-            <w:pPr>
-              <w:spacing w:after="40" w:before="40"/>
-            </w:pPr>
-            <w:r/>
+            <w:pPr/>
             <w:r>
-              <w:rPr>
-                <w:b w:val="0"/>
-                <w:sz w:val="17"/>
-              </w:rPr>
-              <w:t>OBJ-02</w:t>
-            </w:r>
-          </w:p>
-        </w:tc>
-        <w:tc>
-          <w:tcPr>
-            <w:tcW w:type="dxa" w:w="2880"/>
-            <w:vAlign w:val="center"/>
-            <w:tcBorders>
-              <w:top w:val="single" w:sz="4" w:color="D9E2DD"/>
-              <w:left w:val="single" w:sz="4" w:color="D9E2DD"/>
-              <w:bottom w:val="single" w:sz="4" w:color="D9E2DD"/>
-              <w:right w:val="single" w:sz="4" w:color="D9E2DD"/>
-              <w:insideH w:val="single" w:sz="4" w:color="D9E2DD"/>
-              <w:insideV w:val="single" w:sz="4" w:color="D9E2DD"/>
-            </w:tcBorders>
-            <w:shd w:fill="F1F5F2"/>
-          </w:tcPr>
-          <w:p>
-            <w:pPr>
-              <w:spacing w:after="40" w:before="40"/>
-            </w:pPr>
-            <w:r/>
-            <w:r>
-              <w:rPr>
-                <w:b w:val="0"/>
-                <w:sz w:val="17"/>
-              </w:rPr>
-              <w:t>Agente conversacional para agendamiento</w:t>
-            </w:r>
-          </w:p>
-        </w:tc>
-        <w:tc>
-          <w:tcPr>
-            <w:tcW w:type="dxa" w:w="2160"/>
-            <w:vAlign w:val="center"/>
-            <w:tcBorders>
-              <w:top w:val="single" w:sz="4" w:color="D9E2DD"/>
-              <w:left w:val="single" w:sz="4" w:color="D9E2DD"/>
-              <w:bottom w:val="single" w:sz="4" w:color="D9E2DD"/>
-              <w:right w:val="single" w:sz="4" w:color="D9E2DD"/>
-              <w:insideH w:val="single" w:sz="4" w:color="D9E2DD"/>
-              <w:insideV w:val="single" w:sz="4" w:color="D9E2DD"/>
-            </w:tcBorders>
-            <w:shd w:fill="F1F5F2"/>
-          </w:tcPr>
-          <w:p>
-            <w:pPr>
-              <w:spacing w:after="40" w:before="40"/>
-            </w:pPr>
-            <w:r/>
-            <w:r>
-              <w:rPr>
-                <w:b w:val="0"/>
-                <w:sz w:val="17"/>
-              </w:rPr>
-              <w:t>US-03 / US-04</w:t>
-            </w:r>
-          </w:p>
-        </w:tc>
-        <w:tc>
-          <w:tcPr>
-            <w:tcW w:type="dxa" w:w="2592"/>
-            <w:vAlign w:val="center"/>
-            <w:tcBorders>
-              <w:top w:val="single" w:sz="4" w:color="D9E2DD"/>
-              <w:left w:val="single" w:sz="4" w:color="D9E2DD"/>
-              <w:bottom w:val="single" w:sz="4" w:color="D9E2DD"/>
-              <w:right w:val="single" w:sz="4" w:color="D9E2DD"/>
-              <w:insideH w:val="single" w:sz="4" w:color="D9E2DD"/>
-              <w:insideV w:val="single" w:sz="4" w:color="D9E2DD"/>
-            </w:tcBorders>
-            <w:shd w:fill="F1F5F2"/>
-          </w:tcPr>
-          <w:p>
-            <w:pPr>
-              <w:spacing w:after="40" w:before="40"/>
-            </w:pPr>
-            <w:r/>
-            <w:r>
-              <w:rPr>
-                <w:b w:val="0"/>
-                <w:sz w:val="17"/>
-              </w:rPr>
-              <w:t>Integración WhatsApp</w:t>
-            </w:r>
-          </w:p>
-        </w:tc>
-        <w:tc>
-          <w:tcPr>
-            <w:tcW w:type="dxa" w:w="1440"/>
-            <w:vAlign w:val="center"/>
-            <w:tcBorders>
-              <w:top w:val="single" w:sz="4" w:color="D9E2DD"/>
-              <w:left w:val="single" w:sz="4" w:color="D9E2DD"/>
-              <w:bottom w:val="single" w:sz="4" w:color="D9E2DD"/>
-              <w:right w:val="single" w:sz="4" w:color="D9E2DD"/>
-              <w:insideH w:val="single" w:sz="4" w:color="D9E2DD"/>
-              <w:insideV w:val="single" w:sz="4" w:color="D9E2DD"/>
-            </w:tcBorders>
-            <w:shd w:fill="F1F5F2"/>
-          </w:tcPr>
-          <w:p>
-            <w:pPr>
-              <w:spacing w:after="40" w:before="40"/>
-            </w:pPr>
-            <w:r/>
-            <w:r>
-              <w:rPr>
-                <w:b w:val="0"/>
-                <w:sz w:val="17"/>
-              </w:rPr>
-              <w:t>INT-001</w:t>
-            </w:r>
-          </w:p>
-        </w:tc>
-      </w:tr>
-      <w:tr>
-        <w:tc>
-          <w:tcPr>
-            <w:tcW w:type="dxa" w:w="1008"/>
-            <w:vAlign w:val="center"/>
-            <w:tcBorders>
-              <w:top w:val="single" w:sz="4" w:color="D9E2DD"/>
-              <w:left w:val="single" w:sz="4" w:color="D9E2DD"/>
-              <w:bottom w:val="single" w:sz="4" w:color="D9E2DD"/>
-              <w:right w:val="single" w:sz="4" w:color="D9E2DD"/>
-              <w:insideH w:val="single" w:sz="4" w:color="D9E2DD"/>
-              <w:insideV w:val="single" w:sz="4" w:color="D9E2DD"/>
-            </w:tcBorders>
-          </w:tcPr>
-          <w:p>
-            <w:pPr>
-              <w:spacing w:after="40" w:before="40"/>
-            </w:pPr>
-            <w:r/>
-            <w:r>
-              <w:rPr>
-                <w:b w:val="0"/>
-                <w:sz w:val="17"/>
-              </w:rPr>
-              <w:t>OBJ-03</w:t>
-            </w:r>
-          </w:p>
-        </w:tc>
-        <w:tc>
-          <w:tcPr>
-            <w:tcW w:type="dxa" w:w="2880"/>
-            <w:vAlign w:val="center"/>
-            <w:tcBorders>
-              <w:top w:val="single" w:sz="4" w:color="D9E2DD"/>
-              <w:left w:val="single" w:sz="4" w:color="D9E2DD"/>
-              <w:bottom w:val="single" w:sz="4" w:color="D9E2DD"/>
-              <w:right w:val="single" w:sz="4" w:color="D9E2DD"/>
-              <w:insideH w:val="single" w:sz="4" w:color="D9E2DD"/>
-              <w:insideV w:val="single" w:sz="4" w:color="D9E2DD"/>
-            </w:tcBorders>
-          </w:tcPr>
-          <w:p>
-            <w:pPr>
-              <w:spacing w:after="40" w:before="40"/>
-            </w:pPr>
-            <w:r/>
-            <w:r>
-              <w:rPr>
-                <w:b w:val="0"/>
-                <w:sz w:val="17"/>
-              </w:rPr>
-              <w:t>Croquis asistido y validación humana</w:t>
-            </w:r>
-          </w:p>
-        </w:tc>
-        <w:tc>
-          <w:tcPr>
-            <w:tcW w:type="dxa" w:w="2160"/>
-            <w:vAlign w:val="center"/>
-            <w:tcBorders>
-              <w:top w:val="single" w:sz="4" w:color="D9E2DD"/>
-              <w:left w:val="single" w:sz="4" w:color="D9E2DD"/>
-              <w:bottom w:val="single" w:sz="4" w:color="D9E2DD"/>
-              <w:right w:val="single" w:sz="4" w:color="D9E2DD"/>
-              <w:insideH w:val="single" w:sz="4" w:color="D9E2DD"/>
-              <w:insideV w:val="single" w:sz="4" w:color="D9E2DD"/>
-            </w:tcBorders>
-          </w:tcPr>
-          <w:p>
-            <w:pPr>
-              <w:spacing w:after="40" w:before="40"/>
-            </w:pPr>
-            <w:r/>
-            <w:r>
-              <w:rPr>
-                <w:b w:val="0"/>
-                <w:sz w:val="17"/>
-              </w:rPr>
-              <w:t>US-05 / US-06</w:t>
-            </w:r>
-          </w:p>
-        </w:tc>
-        <w:tc>
-          <w:tcPr>
-            <w:tcW w:type="dxa" w:w="2592"/>
-            <w:vAlign w:val="center"/>
-            <w:tcBorders>
-              <w:top w:val="single" w:sz="4" w:color="D9E2DD"/>
-              <w:left w:val="single" w:sz="4" w:color="D9E2DD"/>
-              <w:bottom w:val="single" w:sz="4" w:color="D9E2DD"/>
-              <w:right w:val="single" w:sz="4" w:color="D9E2DD"/>
-              <w:insideH w:val="single" w:sz="4" w:color="D9E2DD"/>
-              <w:insideV w:val="single" w:sz="4" w:color="D9E2DD"/>
-            </w:tcBorders>
-          </w:tcPr>
-          <w:p>
-            <w:pPr>
-              <w:spacing w:after="40" w:before="40"/>
-            </w:pPr>
-            <w:r/>
-            <w:r>
-              <w:rPr>
-                <w:b w:val="0"/>
-                <w:sz w:val="17"/>
-              </w:rPr>
-              <w:t>croquis.py, dispositivos.py</w:t>
-            </w:r>
-          </w:p>
-        </w:tc>
-        <w:tc>
-          <w:tcPr>
-            <w:tcW w:type="dxa" w:w="1440"/>
-            <w:vAlign w:val="center"/>
-            <w:tcBorders>
-              <w:top w:val="single" w:sz="4" w:color="D9E2DD"/>
-              <w:left w:val="single" w:sz="4" w:color="D9E2DD"/>
-              <w:bottom w:val="single" w:sz="4" w:color="D9E2DD"/>
-              <w:right w:val="single" w:sz="4" w:color="D9E2DD"/>
-              <w:insideH w:val="single" w:sz="4" w:color="D9E2DD"/>
-              <w:insideV w:val="single" w:sz="4" w:color="D9E2DD"/>
-            </w:tcBorders>
-          </w:tcPr>
-          <w:p>
-            <w:pPr>
-              <w:spacing w:after="40" w:before="40"/>
-            </w:pPr>
-            <w:r/>
-            <w:r>
-              <w:rPr>
-                <w:b w:val="0"/>
-                <w:sz w:val="17"/>
-              </w:rPr>
-              <w:t>CRO-001</w:t>
-            </w:r>
-          </w:p>
-        </w:tc>
-      </w:tr>
-      <w:tr>
-        <w:tc>
-          <w:tcPr>
-            <w:tcW w:type="dxa" w:w="1008"/>
-            <w:vAlign w:val="center"/>
-            <w:tcBorders>
-              <w:top w:val="single" w:sz="4" w:color="D9E2DD"/>
-              <w:left w:val="single" w:sz="4" w:color="D9E2DD"/>
-              <w:bottom w:val="single" w:sz="4" w:color="D9E2DD"/>
-              <w:right w:val="single" w:sz="4" w:color="D9E2DD"/>
-              <w:insideH w:val="single" w:sz="4" w:color="D9E2DD"/>
-              <w:insideV w:val="single" w:sz="4" w:color="D9E2DD"/>
-            </w:tcBorders>
-            <w:shd w:fill="F1F5F2"/>
-          </w:tcPr>
-          <w:p>
-            <w:pPr>
-              <w:spacing w:after="40" w:before="40"/>
-            </w:pPr>
-            <w:r/>
-            <w:r>
-              <w:rPr>
-                <w:b w:val="0"/>
-                <w:sz w:val="17"/>
-              </w:rPr>
               <w:t>OBJ-04</w:t>
             </w:r>
           </w:p>
@@ -777,16 +1110,9 @@
             <w:shd w:fill="F1F5F2"/>
           </w:tcPr>
           <w:p>
-            <w:pPr>
-              <w:spacing w:after="40" w:before="40"/>
-            </w:pPr>
-            <w:r/>
+            <w:pPr/>
             <w:r>
-              <w:rPr>
-                <w:b w:val="0"/>
-                <w:sz w:val="17"/>
-              </w:rPr>
-              <w:t>Panel web operativo</w:t>
+              <w:t>Consulta web del croquis sin modificar registros</w:t>
             </w:r>
           </w:p>
         </w:tc>
@@ -805,16 +1131,9 @@
             <w:shd w:fill="F1F5F2"/>
           </w:tcPr>
           <w:p>
-            <w:pPr>
-              <w:spacing w:after="40" w:before="40"/>
-            </w:pPr>
-            <w:r/>
+            <w:pPr/>
             <w:r>
-              <w:rPr>
-                <w:b w:val="0"/>
-                <w:sz w:val="17"/>
-              </w:rPr>
-              <w:t>US-07 / US-08 / US-09</w:t>
+              <w:t>PANEL-CROQ-01</w:t>
             </w:r>
           </w:p>
         </w:tc>
@@ -833,16 +1152,9 @@
             <w:shd w:fill="F1F5F2"/>
           </w:tcPr>
           <w:p>
-            <w:pPr>
-              <w:spacing w:after="40" w:before="40"/>
-            </w:pPr>
-            <w:r/>
+            <w:pPr/>
             <w:r>
-              <w:rPr>
-                <w:b w:val="0"/>
-                <w:sz w:val="17"/>
-              </w:rPr>
-              <w:t>frontend, panel.py</w:t>
+              <w:t>Agenda, CroquisViewer.jsx, api.js, croquis-map.js</w:t>
             </w:r>
           </w:p>
         </w:tc>
@@ -861,295 +1173,9 @@
             <w:shd w:fill="F1F5F2"/>
           </w:tcPr>
           <w:p>
-            <w:pPr>
-              <w:spacing w:after="40" w:before="40"/>
-            </w:pPr>
-            <w:r/>
+            <w:pPr/>
             <w:r>
-              <w:rPr>
-                <w:b w:val="0"/>
-                <w:sz w:val="17"/>
-              </w:rPr>
-              <w:t>WEB-001</w:t>
-            </w:r>
-          </w:p>
-        </w:tc>
-      </w:tr>
-      <w:tr>
-        <w:tc>
-          <w:tcPr>
-            <w:tcW w:type="dxa" w:w="1008"/>
-            <w:vAlign w:val="center"/>
-            <w:tcBorders>
-              <w:top w:val="single" w:sz="4" w:color="D9E2DD"/>
-              <w:left w:val="single" w:sz="4" w:color="D9E2DD"/>
-              <w:bottom w:val="single" w:sz="4" w:color="D9E2DD"/>
-              <w:right w:val="single" w:sz="4" w:color="D9E2DD"/>
-              <w:insideH w:val="single" w:sz="4" w:color="D9E2DD"/>
-              <w:insideV w:val="single" w:sz="4" w:color="D9E2DD"/>
-            </w:tcBorders>
-          </w:tcPr>
-          <w:p>
-            <w:pPr>
-              <w:spacing w:after="40" w:before="40"/>
-            </w:pPr>
-            <w:r/>
-            <w:r>
-              <w:rPr>
-                <w:b w:val="0"/>
-                <w:sz w:val="17"/>
-              </w:rPr>
-              <w:t>OBJ-05</w:t>
-            </w:r>
-          </w:p>
-        </w:tc>
-        <w:tc>
-          <w:tcPr>
-            <w:tcW w:type="dxa" w:w="2880"/>
-            <w:vAlign w:val="center"/>
-            <w:tcBorders>
-              <w:top w:val="single" w:sz="4" w:color="D9E2DD"/>
-              <w:left w:val="single" w:sz="4" w:color="D9E2DD"/>
-              <w:bottom w:val="single" w:sz="4" w:color="D9E2DD"/>
-              <w:right w:val="single" w:sz="4" w:color="D9E2DD"/>
-              <w:insideH w:val="single" w:sz="4" w:color="D9E2DD"/>
-              <w:insideV w:val="single" w:sz="4" w:color="D9E2DD"/>
-            </w:tcBorders>
-          </w:tcPr>
-          <w:p>
-            <w:pPr>
-              <w:spacing w:after="40" w:before="40"/>
-            </w:pPr>
-            <w:r/>
-            <w:r>
-              <w:rPr>
-                <w:b w:val="0"/>
-                <w:sz w:val="17"/>
-              </w:rPr>
-              <w:t>Aplicación móvil de terreno</w:t>
-            </w:r>
-          </w:p>
-        </w:tc>
-        <w:tc>
-          <w:tcPr>
-            <w:tcW w:type="dxa" w:w="2160"/>
-            <w:vAlign w:val="center"/>
-            <w:tcBorders>
-              <w:top w:val="single" w:sz="4" w:color="D9E2DD"/>
-              <w:left w:val="single" w:sz="4" w:color="D9E2DD"/>
-              <w:bottom w:val="single" w:sz="4" w:color="D9E2DD"/>
-              <w:right w:val="single" w:sz="4" w:color="D9E2DD"/>
-              <w:insideH w:val="single" w:sz="4" w:color="D9E2DD"/>
-              <w:insideV w:val="single" w:sz="4" w:color="D9E2DD"/>
-            </w:tcBorders>
-          </w:tcPr>
-          <w:p>
-            <w:pPr>
-              <w:spacing w:after="40" w:before="40"/>
-            </w:pPr>
-            <w:r/>
-            <w:r>
-              <w:rPr>
-                <w:b w:val="0"/>
-                <w:sz w:val="17"/>
-              </w:rPr>
-              <w:t>US-10 / US-11</w:t>
-            </w:r>
-          </w:p>
-        </w:tc>
-        <w:tc>
-          <w:tcPr>
-            <w:tcW w:type="dxa" w:w="2592"/>
-            <w:vAlign w:val="center"/>
-            <w:tcBorders>
-              <w:top w:val="single" w:sz="4" w:color="D9E2DD"/>
-              <w:left w:val="single" w:sz="4" w:color="D9E2DD"/>
-              <w:bottom w:val="single" w:sz="4" w:color="D9E2DD"/>
-              <w:right w:val="single" w:sz="4" w:color="D9E2DD"/>
-              <w:insideH w:val="single" w:sz="4" w:color="D9E2DD"/>
-              <w:insideV w:val="single" w:sz="4" w:color="D9E2DD"/>
-            </w:tcBorders>
-          </w:tcPr>
-          <w:p>
-            <w:pPr>
-              <w:spacing w:after="40" w:before="40"/>
-            </w:pPr>
-            <w:r/>
-            <w:r>
-              <w:rPr>
-                <w:b w:val="0"/>
-                <w:sz w:val="17"/>
-              </w:rPr>
-              <w:t>app-movil</w:t>
-            </w:r>
-          </w:p>
-        </w:tc>
-        <w:tc>
-          <w:tcPr>
-            <w:tcW w:type="dxa" w:w="1440"/>
-            <w:vAlign w:val="center"/>
-            <w:tcBorders>
-              <w:top w:val="single" w:sz="4" w:color="D9E2DD"/>
-              <w:left w:val="single" w:sz="4" w:color="D9E2DD"/>
-              <w:bottom w:val="single" w:sz="4" w:color="D9E2DD"/>
-              <w:right w:val="single" w:sz="4" w:color="D9E2DD"/>
-              <w:insideH w:val="single" w:sz="4" w:color="D9E2DD"/>
-              <w:insideV w:val="single" w:sz="4" w:color="D9E2DD"/>
-            </w:tcBorders>
-          </w:tcPr>
-          <w:p>
-            <w:pPr>
-              <w:spacing w:after="40" w:before="40"/>
-            </w:pPr>
-            <w:r/>
-            <w:r>
-              <w:rPr>
-                <w:b w:val="0"/>
-                <w:sz w:val="17"/>
-              </w:rPr>
-              <w:t>MOB-001</w:t>
-            </w:r>
-          </w:p>
-        </w:tc>
-      </w:tr>
-      <w:tr>
-        <w:tc>
-          <w:tcPr>
-            <w:tcW w:type="dxa" w:w="1008"/>
-            <w:vAlign w:val="center"/>
-            <w:tcBorders>
-              <w:top w:val="single" w:sz="4" w:color="D9E2DD"/>
-              <w:left w:val="single" w:sz="4" w:color="D9E2DD"/>
-              <w:bottom w:val="single" w:sz="4" w:color="D9E2DD"/>
-              <w:right w:val="single" w:sz="4" w:color="D9E2DD"/>
-              <w:insideH w:val="single" w:sz="4" w:color="D9E2DD"/>
-              <w:insideV w:val="single" w:sz="4" w:color="D9E2DD"/>
-            </w:tcBorders>
-            <w:shd w:fill="F1F5F2"/>
-          </w:tcPr>
-          <w:p>
-            <w:pPr>
-              <w:spacing w:after="40" w:before="40"/>
-            </w:pPr>
-            <w:r/>
-            <w:r>
-              <w:rPr>
-                <w:b w:val="0"/>
-                <w:sz w:val="17"/>
-              </w:rPr>
-              <w:t>OBJ-06</w:t>
-            </w:r>
-          </w:p>
-        </w:tc>
-        <w:tc>
-          <w:tcPr>
-            <w:tcW w:type="dxa" w:w="2880"/>
-            <w:vAlign w:val="center"/>
-            <w:tcBorders>
-              <w:top w:val="single" w:sz="4" w:color="D9E2DD"/>
-              <w:left w:val="single" w:sz="4" w:color="D9E2DD"/>
-              <w:bottom w:val="single" w:sz="4" w:color="D9E2DD"/>
-              <w:right w:val="single" w:sz="4" w:color="D9E2DD"/>
-              <w:insideH w:val="single" w:sz="4" w:color="D9E2DD"/>
-              <w:insideV w:val="single" w:sz="4" w:color="D9E2DD"/>
-            </w:tcBorders>
-            <w:shd w:fill="F1F5F2"/>
-          </w:tcPr>
-          <w:p>
-            <w:pPr>
-              <w:spacing w:after="40" w:before="40"/>
-            </w:pPr>
-            <w:r/>
-            <w:r>
-              <w:rPr>
-                <w:b w:val="0"/>
-                <w:sz w:val="17"/>
-              </w:rPr>
-              <w:t>Calidad, seguridad y despliegue reproducible</w:t>
-            </w:r>
-          </w:p>
-        </w:tc>
-        <w:tc>
-          <w:tcPr>
-            <w:tcW w:type="dxa" w:w="2160"/>
-            <w:vAlign w:val="center"/>
-            <w:tcBorders>
-              <w:top w:val="single" w:sz="4" w:color="D9E2DD"/>
-              <w:left w:val="single" w:sz="4" w:color="D9E2DD"/>
-              <w:bottom w:val="single" w:sz="4" w:color="D9E2DD"/>
-              <w:right w:val="single" w:sz="4" w:color="D9E2DD"/>
-              <w:insideH w:val="single" w:sz="4" w:color="D9E2DD"/>
-              <w:insideV w:val="single" w:sz="4" w:color="D9E2DD"/>
-            </w:tcBorders>
-            <w:shd w:fill="F1F5F2"/>
-          </w:tcPr>
-          <w:p>
-            <w:pPr>
-              <w:spacing w:after="40" w:before="40"/>
-            </w:pPr>
-            <w:r/>
-            <w:r>
-              <w:rPr>
-                <w:b w:val="0"/>
-                <w:sz w:val="17"/>
-              </w:rPr>
-              <w:t>US-12 / US-13</w:t>
-            </w:r>
-          </w:p>
-        </w:tc>
-        <w:tc>
-          <w:tcPr>
-            <w:tcW w:type="dxa" w:w="2592"/>
-            <w:vAlign w:val="center"/>
-            <w:tcBorders>
-              <w:top w:val="single" w:sz="4" w:color="D9E2DD"/>
-              <w:left w:val="single" w:sz="4" w:color="D9E2DD"/>
-              <w:bottom w:val="single" w:sz="4" w:color="D9E2DD"/>
-              <w:right w:val="single" w:sz="4" w:color="D9E2DD"/>
-              <w:insideH w:val="single" w:sz="4" w:color="D9E2DD"/>
-              <w:insideV w:val="single" w:sz="4" w:color="D9E2DD"/>
-            </w:tcBorders>
-            <w:shd w:fill="F1F5F2"/>
-          </w:tcPr>
-          <w:p>
-            <w:pPr>
-              <w:spacing w:after="40" w:before="40"/>
-            </w:pPr>
-            <w:r/>
-            <w:r>
-              <w:rPr>
-                <w:b w:val="0"/>
-                <w:sz w:val="17"/>
-              </w:rPr>
-              <w:t>Docker, README, CI</w:t>
-            </w:r>
-          </w:p>
-        </w:tc>
-        <w:tc>
-          <w:tcPr>
-            <w:tcW w:type="dxa" w:w="1440"/>
-            <w:vAlign w:val="center"/>
-            <w:tcBorders>
-              <w:top w:val="single" w:sz="4" w:color="D9E2DD"/>
-              <w:left w:val="single" w:sz="4" w:color="D9E2DD"/>
-              <w:bottom w:val="single" w:sz="4" w:color="D9E2DD"/>
-              <w:right w:val="single" w:sz="4" w:color="D9E2DD"/>
-              <w:insideH w:val="single" w:sz="4" w:color="D9E2DD"/>
-              <w:insideV w:val="single" w:sz="4" w:color="D9E2DD"/>
-            </w:tcBorders>
-            <w:shd w:fill="F1F5F2"/>
-          </w:tcPr>
-          <w:p>
-            <w:pPr>
-              <w:spacing w:after="40" w:before="40"/>
-            </w:pPr>
-            <w:r/>
-            <w:r>
-              <w:rPr>
-                <w:b w:val="0"/>
-                <w:sz w:val="17"/>
-              </w:rPr>
-              <w:t>SEC-001 / PERF-001</w:t>
+              <w:t>CRW01-15, CRP01-04, CRM01-06, CRB01-05; CR-EXT-01 aprobado E5 y CR-EXT-02 aprobado E4.</w:t>
             </w:r>
           </w:p>
         </w:tc>
@@ -1165,6 +1191,9 @@
         <w:pStyle w:val="Heading1"/>
       </w:pPr>
       <w:r>
+        <w:rPr>
+          <w:color w:val="000000"/>
+        </w:rPr>
         <w:t>Historias de usuario de referencia</w:t>
       </w:r>
     </w:p>
@@ -1173,6 +1202,14 @@
         <w:tblStyle w:val="TableGrid"/>
         <w:tblW w:type="auto" w:w="0"/>
         <w:tblLook w:firstColumn="1" w:firstRow="1" w:lastColumn="0" w:lastRow="0" w:noHBand="0" w:noVBand="1" w:val="04A0"/>
+        <w:tblBorders>
+          <w:top w:val="single" w:sz="4" w:color="D9D9D9"/>
+          <w:left w:val="single" w:sz="4" w:color="D9D9D9"/>
+          <w:bottom w:val="single" w:sz="4" w:color="D9D9D9"/>
+          <w:right w:val="single" w:sz="4" w:color="D9D9D9"/>
+          <w:insideH w:val="single" w:sz="4" w:color="D9D9D9"/>
+          <w:insideV w:val="single" w:sz="4" w:color="D9D9D9"/>
+        </w:tblBorders>
       </w:tblPr>
       <w:tblGrid>
         <w:gridCol w:w="3360"/>
@@ -1180,6 +1217,9 @@
         <w:gridCol w:w="3360"/>
       </w:tblGrid>
       <w:tr>
+        <w:trPr>
+          <w:tblHeader/>
+        </w:trPr>
         <w:tc>
           <w:tcPr>
             <w:tcW w:type="dxa" w:w="1152"/>
@@ -1196,6 +1236,8 @@
           </w:tcPr>
           <w:p>
             <w:pPr>
+              <w:keepNext w:val="0"/>
+              <w:keepLines w:val="0"/>
               <w:spacing w:after="40" w:before="40"/>
             </w:pPr>
             <w:r/>
@@ -1225,6 +1267,8 @@
           </w:tcPr>
           <w:p>
             <w:pPr>
+              <w:keepNext w:val="0"/>
+              <w:keepLines w:val="0"/>
               <w:spacing w:after="40" w:before="40"/>
             </w:pPr>
             <w:r/>
@@ -1254,6 +1298,8 @@
           </w:tcPr>
           <w:p>
             <w:pPr>
+              <w:keepNext w:val="0"/>
+              <w:keepLines w:val="0"/>
               <w:spacing w:after="40" w:before="40"/>
             </w:pPr>
             <w:r/>
@@ -1269,6 +1315,7 @@
         </w:tc>
       </w:tr>
       <w:tr>
+        <w:trPr/>
         <w:tc>
           <w:tcPr>
             <w:tcW w:type="dxa" w:w="1152"/>
@@ -1284,6 +1331,8 @@
           </w:tcPr>
           <w:p>
             <w:pPr>
+              <w:keepNext w:val="0"/>
+              <w:keepLines w:val="0"/>
               <w:spacing w:after="40" w:before="40"/>
             </w:pPr>
             <w:r/>
@@ -1311,6 +1360,8 @@
           </w:tcPr>
           <w:p>
             <w:pPr>
+              <w:keepNext w:val="0"/>
+              <w:keepLines w:val="0"/>
               <w:spacing w:after="40" w:before="40"/>
             </w:pPr>
             <w:r/>
@@ -1338,6 +1389,8 @@
           </w:tcPr>
           <w:p>
             <w:pPr>
+              <w:keepNext w:val="0"/>
+              <w:keepLines w:val="0"/>
               <w:spacing w:after="40" w:before="40"/>
             </w:pPr>
             <w:r/>
@@ -1352,6 +1405,7 @@
         </w:tc>
       </w:tr>
       <w:tr>
+        <w:trPr/>
         <w:tc>
           <w:tcPr>
             <w:tcW w:type="dxa" w:w="1152"/>
@@ -1368,6 +1422,8 @@
           </w:tcPr>
           <w:p>
             <w:pPr>
+              <w:keepNext w:val="0"/>
+              <w:keepLines w:val="0"/>
               <w:spacing w:after="40" w:before="40"/>
             </w:pPr>
             <w:r/>
@@ -1396,6 +1452,8 @@
           </w:tcPr>
           <w:p>
             <w:pPr>
+              <w:keepNext w:val="0"/>
+              <w:keepLines w:val="0"/>
               <w:spacing w:after="40" w:before="40"/>
             </w:pPr>
             <w:r/>
@@ -1424,6 +1482,8 @@
           </w:tcPr>
           <w:p>
             <w:pPr>
+              <w:keepNext w:val="0"/>
+              <w:keepLines w:val="0"/>
               <w:spacing w:after="40" w:before="40"/>
             </w:pPr>
             <w:r/>
@@ -1438,6 +1498,7 @@
         </w:tc>
       </w:tr>
       <w:tr>
+        <w:trPr/>
         <w:tc>
           <w:tcPr>
             <w:tcW w:type="dxa" w:w="1152"/>
@@ -1453,6 +1514,8 @@
           </w:tcPr>
           <w:p>
             <w:pPr>
+              <w:keepNext w:val="0"/>
+              <w:keepLines w:val="0"/>
               <w:spacing w:after="40" w:before="40"/>
             </w:pPr>
             <w:r/>
@@ -1480,6 +1543,8 @@
           </w:tcPr>
           <w:p>
             <w:pPr>
+              <w:keepNext w:val="0"/>
+              <w:keepLines w:val="0"/>
               <w:spacing w:after="40" w:before="40"/>
             </w:pPr>
             <w:r/>
@@ -1507,20 +1572,18 @@
           </w:tcPr>
           <w:p>
             <w:pPr>
+              <w:keepNext w:val="0"/>
+              <w:keepLines w:val="0"/>
               <w:spacing w:after="40" w:before="40"/>
             </w:pPr>
-            <w:r/>
             <w:r>
-              <w:rPr>
-                <w:b w:val="0"/>
-                <w:sz w:val="17"/>
-              </w:rPr>
-              <w:t>La visita queda persistida con cliente y operador.</w:t>
+              <w:t>La visita queda persistida con cliente, fecha UTC y operador válido o null cuando se elige Sin asignar.</w:t>
             </w:r>
           </w:p>
         </w:tc>
       </w:tr>
       <w:tr>
+        <w:trPr/>
         <w:tc>
           <w:tcPr>
             <w:tcW w:type="dxa" w:w="1152"/>
@@ -1537,6 +1600,8 @@
           </w:tcPr>
           <w:p>
             <w:pPr>
+              <w:keepNext w:val="0"/>
+              <w:keepLines w:val="0"/>
               <w:spacing w:after="40" w:before="40"/>
             </w:pPr>
             <w:r/>
@@ -1565,6 +1630,8 @@
           </w:tcPr>
           <w:p>
             <w:pPr>
+              <w:keepNext w:val="0"/>
+              <w:keepLines w:val="0"/>
               <w:spacing w:after="40" w:before="40"/>
             </w:pPr>
             <w:r/>
@@ -1593,6 +1660,8 @@
           </w:tcPr>
           <w:p>
             <w:pPr>
+              <w:keepNext w:val="0"/>
+              <w:keepLines w:val="0"/>
               <w:spacing w:after="40" w:before="40"/>
             </w:pPr>
             <w:r/>
@@ -1607,6 +1676,7 @@
         </w:tc>
       </w:tr>
       <w:tr>
+        <w:trPr/>
         <w:tc>
           <w:tcPr>
             <w:tcW w:type="dxa" w:w="1152"/>
@@ -1622,6 +1692,8 @@
           </w:tcPr>
           <w:p>
             <w:pPr>
+              <w:keepNext w:val="0"/>
+              <w:keepLines w:val="0"/>
               <w:spacing w:after="40" w:before="40"/>
             </w:pPr>
             <w:r/>
@@ -1649,6 +1721,8 @@
           </w:tcPr>
           <w:p>
             <w:pPr>
+              <w:keepNext w:val="0"/>
+              <w:keepLines w:val="0"/>
               <w:spacing w:after="40" w:before="40"/>
             </w:pPr>
             <w:r/>
@@ -1676,6 +1750,8 @@
           </w:tcPr>
           <w:p>
             <w:pPr>
+              <w:keepNext w:val="0"/>
+              <w:keepLines w:val="0"/>
               <w:spacing w:after="40" w:before="40"/>
             </w:pPr>
             <w:r/>
@@ -1685,6 +1761,68 @@
                 <w:sz w:val="17"/>
               </w:rPr>
               <w:t>El estado y resultado quedan trazables.</w:t>
+            </w:r>
+          </w:p>
+        </w:tc>
+      </w:tr>
+      <w:tr>
+        <w:tc>
+          <w:tcPr>
+            <w:tcW w:type="dxa" w:w="1152"/>
+            <w:vAlign w:val="center"/>
+            <w:tcBorders>
+              <w:top w:val="single" w:sz="4" w:color="D9E2DD"/>
+              <w:left w:val="single" w:sz="4" w:color="D9E2DD"/>
+              <w:bottom w:val="single" w:sz="4" w:color="D9E2DD"/>
+              <w:right w:val="single" w:sz="4" w:color="D9E2DD"/>
+              <w:insideH w:val="single" w:sz="4" w:color="D9E2DD"/>
+              <w:insideV w:val="single" w:sz="4" w:color="D9E2DD"/>
+            </w:tcBorders>
+          </w:tcPr>
+          <w:p>
+            <w:pPr/>
+            <w:r>
+              <w:t>PANEL-CROQ-01</w:t>
+            </w:r>
+          </w:p>
+        </w:tc>
+        <w:tc>
+          <w:tcPr>
+            <w:tcW w:type="dxa" w:w="4320"/>
+            <w:vAlign w:val="center"/>
+            <w:tcBorders>
+              <w:top w:val="single" w:sz="4" w:color="D9E2DD"/>
+              <w:left w:val="single" w:sz="4" w:color="D9E2DD"/>
+              <w:bottom w:val="single" w:sz="4" w:color="D9E2DD"/>
+              <w:right w:val="single" w:sz="4" w:color="D9E2DD"/>
+              <w:insideH w:val="single" w:sz="4" w:color="D9E2DD"/>
+              <w:insideV w:val="single" w:sz="4" w:color="D9E2DD"/>
+            </w:tcBorders>
+          </w:tcPr>
+          <w:p>
+            <w:pPr/>
+            <w:r>
+              <w:t>Como admin o coordinador quiero revisar el croquis y fotos de una visita de mi empresa</w:t>
+            </w:r>
+          </w:p>
+        </w:tc>
+        <w:tc>
+          <w:tcPr>
+            <w:tcW w:type="dxa" w:w="4320"/>
+            <w:vAlign w:val="center"/>
+            <w:tcBorders>
+              <w:top w:val="single" w:sz="4" w:color="D9E2DD"/>
+              <w:left w:val="single" w:sz="4" w:color="D9E2DD"/>
+              <w:bottom w:val="single" w:sz="4" w:color="D9E2DD"/>
+              <w:right w:val="single" w:sz="4" w:color="D9E2DD"/>
+              <w:insideH w:val="single" w:sz="4" w:color="D9E2DD"/>
+              <w:insideV w:val="single" w:sz="4" w:color="D9E2DD"/>
+            </w:tcBorders>
+          </w:tcPr>
+          <w:p>
+            <w:pPr/>
+            <w:r>
+              <w:t>Solo GET; JWT en header; retiradas visibles en gris y errores recuperables. Verificado localmente con Maps real en localhost:5173 y 30 casos de aislamiento tras PR #14; no sustituye aceptación del cliente.</w:t>
             </w:r>
           </w:p>
         </w:tc>
@@ -1700,6 +1838,9 @@
         <w:pStyle w:val="Heading1"/>
       </w:pPr>
       <w:r>
+        <w:rPr>
+          <w:color w:val="000000"/>
+        </w:rPr>
         <w:t>Regla de control</w:t>
       </w:r>
     </w:p>
@@ -1709,6 +1850,45 @@
       </w:pPr>
       <w:r>
         <w:t>Una historia sin prueba asociada no se considera completamente trazable. Las historias futuras pueden quedar en estado pendiente, pero deben conservar responsable y condición de aceptación.</w:t>
+      </w:r>
+    </w:p>
+    <w:p>
+      <w:pPr>
+        <w:pStyle w:val="Heading1"/>
+      </w:pPr>
+      <w:r>
+        <w:rPr>
+          <w:color w:val="000000"/>
+        </w:rPr>
+        <w:t>Referencias de evidencia</w:t>
+      </w:r>
+    </w:p>
+    <w:p>
+      <w:r>
+        <w:t>E1: pruebas/resultados_2026-10-06_1614.md y JSON asociado. E2: Fase 2/Evidencias Proyecto/pruebas/Panel_regresion_2026-10-09.md. Los nombres de prueba DATA-001, INT-001, CRO-001, WEB-001 y MOB-001 del borrador se sustituyen por IDs/archivos de ejecución existentes.</w:t>
+      </w:r>
+    </w:p>
+    <w:p>
+      <w:r>
+        <w:t>Las capacidades aún no implementadas conservan su objetivo, pero no se marcan aprobadas por heredar pruebas de otros componentes. La aceptación del cliente se registra en el acta de validación.</w:t>
+      </w:r>
+    </w:p>
+    <w:p>
+      <w:pPr>
+        <w:pStyle w:val="Heading1"/>
+      </w:pPr>
+      <w:r>
+        <w:t>Trazabilidad del visor de croquis web</w:t>
+      </w:r>
+    </w:p>
+    <w:p>
+      <w:r>
+        <w:t>PANEL-CROQ-01 es el identificador local de la mejora y debe vincularse al Product Backlog del equipo. Evidencia actual E4: Verificacion_PR14_2026-10-20.md; E5: Croquis_maps_real_2026-10-20.md. El documento 02 registra la historia; el 06 describe contratos y seguridad; el 07 detalla los resultados. E3 conserva el historial anterior al PR #14.</w:t>
+      </w:r>
+    </w:p>
+    <w:p>
+      <w:r>
+        <w:t>CRB05 verifica las fotos de otra empresa. CR-EXT-02 tiene además 30 pruebas específicas de visitas/croquis/fotos, aprobadas tras integrar PR #14: 12 accesos propios 200, 12 ajenos 403 y 6 sin token 401. CR-EXT-01 aprobó el mapa real en localhost:5173, selección y foto privada; no deriva de un SDK simulado. El rechazo de referente y las ocho fallas de permisos anteriores se conservan como historial, no como pendientes actuales.</w:t>
       </w:r>
     </w:p>
     <w:sectPr>
@@ -2498,7 +2678,7 @@
       <w:rFonts w:asciiTheme="majorHAnsi" w:eastAsiaTheme="majorEastAsia" w:hAnsiTheme="majorHAnsi" w:cstheme="majorBidi"/>
       <w:i/>
       <w:iCs/>
-      <w:color w:val="4F81BD" w:themeColor="accent1"/>
+      <w:color w:val="000000"/>
       <w:spacing w:val="15"/>
       <w:sz w:val="24"/>
       <w:szCs w:val="24"/>
